--- a/docs/feature/agency-workspace/3-4-12-create-workspace/spec.docx
+++ b/docs/feature/agency-workspace/3-4-12-create-workspace/spec.docx
@@ -8,7 +8,7 @@
           <w:b/>
           <w:sz w:val="26"/>
         </w:rPr>
-        <w:t>FR 3.4.12 Create Workspace</w:t>
+        <w:t>3.4.12 Create Workspace</w:t>
       </w:r>
     </w:p>
     <w:p>
@@ -22,7 +22,7 @@
     </w:p>
     <w:p>
       <w:r>
-        <w:t>User (thanh vien Agency) submit form tao Workspace moi.</w:t>
+        <w:t>Begins when an Agency member submits the Create Workspace form with a Workspace name and the target Agency.</w:t>
       </w:r>
     </w:p>
     <w:p>
@@ -48,7 +48,7 @@
         <w:t xml:space="preserve">Actors / Roles: </w:t>
       </w:r>
       <w:r>
-        <w:t>Agency member bat ky - tao Workspace thuoc Agency minh.</w:t>
+        <w:t>Any member of the Agency in which the Workspace is created.</w:t>
       </w:r>
     </w:p>
     <w:p>
@@ -65,7 +65,7 @@
         <w:t xml:space="preserve">Purpose: </w:t>
       </w:r>
       <w:r>
-        <w:t>Tao Workspace moi trong Agency; nguoi tao mac dinh la MANAGER, co the gan them thanh vien ngay luc tao.</w:t>
+        <w:t>Creates a Workspace inside an Agency; the creator becomes its MANAGER by default, and members may optionally be assigned — including transferring the MANAGER role — at creation time.</w:t>
       </w:r>
     </w:p>
     <w:p>
@@ -82,7 +82,7 @@
         <w:t xml:space="preserve">Interface: </w:t>
       </w:r>
       <w:r>
-        <w:t>POST /api/v1/workspaces.</w:t>
+        <w:t>Create Workspace form — name input, Agency field, the extended Workspace profile fields (industry, company size, website, phone, location, description, brand colour, logo icon, tagline, founded year, Facebook/LinkedIn/Instagram links), and an optional member-assignment block.</w:t>
       </w:r>
     </w:p>
     <w:p>
@@ -99,7 +99,7 @@
         <w:t xml:space="preserve">Data Processing: </w:t>
       </w:r>
       <w:r>
-        <w:t>Check AgencyMember, INSERT workspaces + workspace_members (creator), xu ly assignMembers neu co (co the chuyen giao MANAGER).</w:t>
+        <w:t>The system validates the request, creates the Workspace row, inserts the creator's membership in the same transaction, then applies any assignment entries — demoting the creator to CREATOR when the MANAGER role was transferred.</w:t>
       </w:r>
     </w:p>
     <w:p>
@@ -113,7 +113,7 @@
     </w:p>
     <w:p>
       <w:r>
-        <w:t>Trang tao Workspace trong pham vi 1 Agency.</w:t>
+        <w:t>Figure — Create Workspace Screen:</w:t>
       </w:r>
     </w:p>
     <w:p>
@@ -124,7 +124,7 @@
         <w:t xml:space="preserve">-  </w:t>
       </w:r>
       <w:r>
-        <w:t>Form name/agencyId + cac field mo rong</w:t>
+        <w:t>A single form screen scoped to one Agency.</w:t>
       </w:r>
     </w:p>
     <w:p>
@@ -135,7 +135,40 @@
         <w:t xml:space="preserve">-  </w:t>
       </w:r>
       <w:r>
-        <w:t>Chon them thanh vien Agency de gan vao Workspace (tuy chon)</w:t>
+        <w:t>Name input (required) and the target Agency (required).</w:t>
+      </w:r>
+    </w:p>
+    <w:p>
+      <w:pPr>
+        <w:ind w:left="360"/>
+      </w:pPr>
+      <w:r>
+        <w:t xml:space="preserve">-  </w:t>
+      </w:r>
+      <w:r>
+        <w:t>Optional extended fields: industry, company size, website, phone, location, description, brand colour, logo icon, tagline, founded year, and social links.</w:t>
+      </w:r>
+    </w:p>
+    <w:p>
+      <w:pPr>
+        <w:ind w:left="360"/>
+      </w:pPr>
+      <w:r>
+        <w:t xml:space="preserve">-  </w:t>
+      </w:r>
+      <w:r>
+        <w:t>Optional member-assignment block letting the user pick Agency members and a role each (MANAGER / CREATOR / CLIENT).</w:t>
+      </w:r>
+    </w:p>
+    <w:p>
+      <w:pPr>
+        <w:ind w:left="360"/>
+      </w:pPr>
+      <w:r>
+        <w:t xml:space="preserve">-  </w:t>
+      </w:r>
+      <w:r>
+        <w:t>A "Create" action; on success the user is taken into the new Workspace.</w:t>
       </w:r>
     </w:p>
     <w:p>
@@ -160,7 +193,7 @@
         <w:t xml:space="preserve">Input required: </w:t>
       </w:r>
       <w:r>
-        <w:t>name, agencyId (bat buoc); industry, companySize, website, phone, location, description, brandColor, logoIcon, tagline, foundedYear, facebookUrl, linkedinUrl, instagramUrl, assignMembers[] (tuy chon).</w:t>
+        <w:t>name; agencyId (carried in the request payload, not in the path). Optional: industry (WorkspaceIndustry enum), companySize (CompanySize enum), website, phone, location, description, brandColor, logoIcon, tagline, foundedYear, facebookUrl, linkedinUrl, instagramUrl, assignMembers (list of {userId, role} with role in MANAGER / CREATOR / CLIENT).</w:t>
       </w:r>
     </w:p>
     <w:p>
@@ -171,7 +204,7 @@
         <w:t xml:space="preserve">System data: </w:t>
       </w:r>
       <w:r>
-        <w:t>agency_members, workspaces, workspace_members, users.</w:t>
+        <w:t>The caller's authenticated identity; the Agency membership of the caller; default Workspace settings; the created Workspace identifier.</w:t>
       </w:r>
     </w:p>
     <w:p>
@@ -182,7 +215,7 @@
         <w:t xml:space="preserve">Output: </w:t>
       </w:r>
       <w:r>
-        <w:t>200 { data: WorkspaceResponse }.</w:t>
+        <w:t>The created Workspace — id, name, agencyId, settings, industry, companySize, website, phone, location, description, brandColor, logoIcon, logoUrl, tagline, foundedYear, facebookUrl, linkedinUrl, instagramUrl, createdAt.</w:t>
       </w:r>
     </w:p>
     <w:p>
@@ -195,10 +228,10 @@
         <w:rPr>
           <w:b/>
         </w:rPr>
-        <w:t xml:space="preserve">BR1: </w:t>
+        <w:t xml:space="preserve">BR-01: </w:t>
       </w:r>
       <w:r>
-        <w:t>Nguoi tao mac dinh MANAGER, tru khi assignMembers chon nguoi khac lam MANAGER (chuyen giao, nguoi tao xuong CREATOR).</w:t>
+        <w:t>The caller is inserted as a MANAGER of the new Workspace by default.</w:t>
       </w:r>
     </w:p>
     <w:p>
@@ -206,10 +239,87 @@
         <w:rPr>
           <w:b/>
         </w:rPr>
-        <w:t xml:space="preserve">BR2: </w:t>
+        <w:t xml:space="preserve">BR-02: </w:t>
       </w:r>
       <w:r>
-        <w:t>Toi da 1 MANAGER active/workspace - vi pham -&gt; 409 MANAGER_ALREADY_ASSIGNED.</w:t>
+        <w:t>If assignMembers names exactly one other user as MANAGER, the creator is automatically demoted to CREATOR and the chosen user holds MANAGER — a Workspace has exactly one active MANAGER at any time.</w:t>
+      </w:r>
+    </w:p>
+    <w:p>
+      <w:r>
+        <w:rPr>
+          <w:b/>
+        </w:rPr>
+        <w:t xml:space="preserve">BR-03: </w:t>
+      </w:r>
+      <w:r>
+        <w:t>The Workspace row and the creator's membership row are created in a single transaction; the assignMembers entries are applied immediately afterwards.</w:t>
+      </w:r>
+    </w:p>
+    <w:p>
+      <w:r>
+        <w:rPr>
+          <w:b/>
+        </w:rPr>
+        <w:t xml:space="preserve">BR-04: </w:t>
+      </w:r>
+      <w:r>
+        <w:t>name empty or agencyId missing → 400 VALIDATION_ERROR.</w:t>
+      </w:r>
+    </w:p>
+    <w:p>
+      <w:r>
+        <w:rPr>
+          <w:b/>
+        </w:rPr>
+        <w:t xml:space="preserve">BR-05: </w:t>
+      </w:r>
+      <w:r>
+        <w:t>More than one MANAGER entry in assignMembers besides the creator → 409 MANAGER_ALREADY_ASSIGNED.</w:t>
+      </w:r>
+    </w:p>
+    <w:p>
+      <w:r>
+        <w:rPr>
+          <w:b/>
+        </w:rPr>
+        <w:t xml:space="preserve">BR-06: </w:t>
+      </w:r>
+      <w:r>
+        <w:t>The caller must be a member of the target Agency — otherwise 403 NOT_AGENCY_OWNER.</w:t>
+      </w:r>
+    </w:p>
+    <w:p>
+      <w:r>
+        <w:rPr>
+          <w:b/>
+        </w:rPr>
+        <w:t xml:space="preserve">BR-07: </w:t>
+      </w:r>
+      <w:r>
+        <w:t>An assignMembers entry whose user is not a member of that Agency → 403 NOT_AGENCY_MEMBER.</w:t>
+      </w:r>
+    </w:p>
+    <w:p>
+      <w:r>
+        <w:rPr>
+          <w:b/>
+        </w:rPr>
+        <w:t xml:space="preserve">BR-08: </w:t>
+      </w:r>
+      <w:r>
+        <w:t>An assignMembers entry whose user record does not exist → USER_NOT_FOUND.</w:t>
+      </w:r>
+    </w:p>
+    <w:p>
+      <w:r>
+        <w:rPr>
+          <w:b/>
+        </w:rPr>
+        <w:t xml:space="preserve">BR-09: </w:t>
+      </w:r>
+      <w:r>
+        <w:t>An assignMembers entry whose user already has an active membership in the new Workspace is skipped without error (idempotent).</w:t>
       </w:r>
     </w:p>
     <w:p>
@@ -219,12 +329,27 @@
     </w:p>
     <w:p>
       <w:r>
-        <w:t>name trong -&gt; 400 VALIDATION_ERROR.</w:t>
+        <w:t>name empty → 400 VALIDATION_ERROR.</w:t>
       </w:r>
     </w:p>
     <w:p>
       <w:r>
-        <w:t>agencyId thieu -&gt; 400 VALIDATION_ERROR.</w:t>
+        <w:t>agencyId missing → 400 VALIDATION_ERROR.</w:t>
+      </w:r>
+    </w:p>
+    <w:p>
+      <w:r>
+        <w:t>industry must be a valid WorkspaceIndustry value; companySize must be a valid CompanySize value.</w:t>
+      </w:r>
+    </w:p>
+    <w:p>
+      <w:r>
+        <w:t>foundedYear, when supplied, must be a numeric year.</w:t>
+      </w:r>
+    </w:p>
+    <w:p>
+      <w:r>
+        <w:t>Every assignMembers role must be one of MANAGER / CREATOR / CLIENT.</w:t>
       </w:r>
     </w:p>
     <w:p>
@@ -243,32 +368,32 @@
     </w:p>
     <w:p>
       <w:r>
-        <w:t>1. User dien form tao Workspace.</w:t>
+        <w:t>1. User opens the Create Workspace form inside an Agency and fills in the name, the Agency, and any optional fields.</w:t>
       </w:r>
     </w:p>
     <w:p>
       <w:r>
-        <w:t>2. FE goi POST /api/v1/workspaces.</w:t>
+        <w:t>2. System verifies the caller is a member of that Agency.</w:t>
       </w:r>
     </w:p>
     <w:p>
       <w:r>
-        <w:t>3. BE check AgencyMember.</w:t>
+        <w:t>3. System creates the Workspace row with default settings and records the caller as its creator.</w:t>
       </w:r>
     </w:p>
     <w:p>
       <w:r>
-        <w:t>4. BE INSERT workspaces + workspace_members (creator).</w:t>
+        <w:t>4. System inserts the creator's membership with role MANAGER — or with role CREATOR when the MANAGER role is being transferred.</w:t>
       </w:r>
     </w:p>
     <w:p>
       <w:r>
-        <w:t>5. Neu co assignMembers, xu ly gan them / chuyen giao MANAGER.</w:t>
+        <w:t>5. System applies the assignMembers entries, inserting a membership row for each valid entry.</w:t>
       </w:r>
     </w:p>
     <w:p>
       <w:r>
-        <w:t>6. BE tra 200 WorkspaceResponse.</w:t>
+        <w:t>6. System returns the created Workspace and the user is taken into it; the MANAGER is either the creator or the user designated in assignMembers.</w:t>
       </w:r>
     </w:p>
     <w:p>
@@ -278,22 +403,42 @@
     </w:p>
     <w:p>
       <w:r>
-        <w:t>currentUser khong phai AgencyMember cua agencyId -&gt; 403 NOT_AGENCY_OWNER.</w:t>
+        <w:t>name empty → 400 VALIDATION_ERROR; the user corrects the field and resubmits.</w:t>
       </w:r>
     </w:p>
     <w:p>
       <w:r>
-        <w:t>assignMembers co userId khong phai AgencyMember -&gt; 403 NOT_AGENCY_MEMBER.</w:t>
+        <w:t>agencyId missing → 400 VALIDATION_ERROR; the user selects an Agency and resubmits.</w:t>
       </w:r>
     </w:p>
     <w:p>
       <w:r>
-        <w:t>assignMembers co entry role=MANAGER khi da co MANAGER active -&gt; 409 MANAGER_ALREADY_ASSIGNED.</w:t>
+        <w:t>Caller is not a member of the target Agency → 403 NOT_AGENCY_OWNER.</w:t>
       </w:r>
     </w:p>
     <w:p>
       <w:r>
-        <w:t>assignMembers co userId khong ton tai -&gt; USER_NOT_FOUND.</w:t>
+        <w:t>An assignMembers entry references a user outside the Agency → 403 NOT_AGENCY_MEMBER.</w:t>
+      </w:r>
+    </w:p>
+    <w:p>
+      <w:r>
+        <w:t>An assignMembers entry references a user that does not exist → USER_NOT_FOUND.</w:t>
+      </w:r>
+    </w:p>
+    <w:p>
+      <w:r>
+        <w:t>Two entries request MANAGER (besides the creator) → 409 MANAGER_ALREADY_ASSIGNED.</w:t>
+      </w:r>
+    </w:p>
+    <w:p>
+      <w:r>
+        <w:t>No assignMembers supplied → the creator is the only MANAGER.</w:t>
+      </w:r>
+    </w:p>
+    <w:p>
+      <w:r>
+        <w:t>The creator lists themselves in assignMembers as MANAGER → not treated as "another user"; the creator keeps MANAGER.</w:t>
       </w:r>
     </w:p>
     <w:p>
@@ -313,7 +458,29 @@
         <w:t xml:space="preserve">-  </w:t>
       </w:r>
       <w:r>
-        <w:t>Workspace + WorkspaceMember(s) duoc tao dung, dung 1 MANAGER active.</w:t>
+        <w:t>A Workspace row exists inside the Agency.</w:t>
+      </w:r>
+    </w:p>
+    <w:p>
+      <w:pPr>
+        <w:ind w:left="360"/>
+      </w:pPr>
+      <w:r>
+        <w:t xml:space="preserve">-  </w:t>
+      </w:r>
+      <w:r>
+        <w:t>A membership row exists for the creator (MANAGER by default, CREATOR when the role was transferred) and for every valid assignMembers entry.</w:t>
+      </w:r>
+    </w:p>
+    <w:p>
+      <w:pPr>
+        <w:ind w:left="360"/>
+      </w:pPr>
+      <w:r>
+        <w:t xml:space="preserve">-  </w:t>
+      </w:r>
+      <w:r>
+        <w:t>The new Workspace has exactly one active MANAGER.</w:t>
       </w:r>
     </w:p>
     <w:sectPr>

--- a/docs/feature/agency-workspace/3-4-12-create-workspace/spec.docx
+++ b/docs/feature/agency-workspace/3-4-12-create-workspace/spec.docx
@@ -120,9 +120,7 @@
       <w:pPr>
         <w:ind w:left="360"/>
       </w:pPr>
-      <w:r>
-        <w:t xml:space="preserve">-  </w:t>
-      </w:r>
+      <w:r/>
       <w:r>
         <w:t>A single form screen scoped to one Agency.</w:t>
       </w:r>
@@ -131,9 +129,7 @@
       <w:pPr>
         <w:ind w:left="360"/>
       </w:pPr>
-      <w:r>
-        <w:t xml:space="preserve">-  </w:t>
-      </w:r>
+      <w:r/>
       <w:r>
         <w:t>Name input (required) and the target Agency (required).</w:t>
       </w:r>
@@ -142,9 +138,7 @@
       <w:pPr>
         <w:ind w:left="360"/>
       </w:pPr>
-      <w:r>
-        <w:t xml:space="preserve">-  </w:t>
-      </w:r>
+      <w:r/>
       <w:r>
         <w:t>Optional extended fields: industry, company size, website, phone, location, description, brand colour, logo icon, tagline, founded year, and social links.</w:t>
       </w:r>
@@ -153,9 +147,7 @@
       <w:pPr>
         <w:ind w:left="360"/>
       </w:pPr>
-      <w:r>
-        <w:t xml:space="preserve">-  </w:t>
-      </w:r>
+      <w:r/>
       <w:r>
         <w:t>Optional member-assignment block letting the user pick Agency members and a role each (MANAGER / CREATOR / CLIENT).</w:t>
       </w:r>
@@ -164,9 +156,7 @@
       <w:pPr>
         <w:ind w:left="360"/>
       </w:pPr>
-      <w:r>
-        <w:t xml:space="preserve">-  </w:t>
-      </w:r>
+      <w:r/>
       <w:r>
         <w:t>A "Create" action; on success the user is taken into the new Workspace.</w:t>
       </w:r>
@@ -454,9 +444,7 @@
       <w:pPr>
         <w:ind w:left="360"/>
       </w:pPr>
-      <w:r>
-        <w:t xml:space="preserve">-  </w:t>
-      </w:r>
+      <w:r/>
       <w:r>
         <w:t>A Workspace row exists inside the Agency.</w:t>
       </w:r>
@@ -465,9 +453,7 @@
       <w:pPr>
         <w:ind w:left="360"/>
       </w:pPr>
-      <w:r>
-        <w:t xml:space="preserve">-  </w:t>
-      </w:r>
+      <w:r/>
       <w:r>
         <w:t>A membership row exists for the creator (MANAGER by default, CREATOR when the role was transferred) and for every valid assignMembers entry.</w:t>
       </w:r>
@@ -476,9 +462,7 @@
       <w:pPr>
         <w:ind w:left="360"/>
       </w:pPr>
-      <w:r>
-        <w:t xml:space="preserve">-  </w:t>
-      </w:r>
+      <w:r/>
       <w:r>
         <w:t>The new Workspace has exactly one active MANAGER.</w:t>
       </w:r>

--- a/docs/feature/agency-workspace/3-4-12-create-workspace/spec.docx
+++ b/docs/feature/agency-workspace/3-4-12-create-workspace/spec.docx
@@ -215,99 +215,45 @@
     </w:p>
     <w:p>
       <w:r>
-        <w:rPr>
-          <w:b/>
-        </w:rPr>
-        <w:t xml:space="preserve">BR-01: </w:t>
-      </w:r>
-      <w:r>
-        <w:t>The caller is inserted as a MANAGER of the new Workspace by default.</w:t>
+        <w:t>BR-24: Creating a workspace inserts the creator as a workspace_members row with role MANAGER (or CREATOR when the MANAGER role is transferred via assignMembers), isActive=true. (Note: the code builds the Workspace row directly and does not show an explicit slug-generation step; any slug behavior described elsewhere is design intent, not confirmed against this method.)</w:t>
       </w:r>
     </w:p>
     <w:p>
-      <w:r>
-        <w:rPr>
-          <w:b/>
-        </w:rPr>
-        <w:t xml:space="preserve">BR-02: </w:t>
-      </w:r>
       <w:r>
         <w:t>If assignMembers names exactly one other user as MANAGER, the creator is automatically demoted to CREATOR and the chosen user holds MANAGER — a Workspace has exactly one active MANAGER at any time.</w:t>
       </w:r>
     </w:p>
     <w:p>
       <w:r>
-        <w:rPr>
-          <w:b/>
-        </w:rPr>
-        <w:t xml:space="preserve">BR-03: </w:t>
-      </w:r>
-      <w:r>
         <w:t>The Workspace row and the creator's membership row are created in a single transaction; the assignMembers entries are applied immediately afterwards.</w:t>
       </w:r>
     </w:p>
     <w:p>
-      <w:r>
-        <w:rPr>
-          <w:b/>
-        </w:rPr>
-        <w:t xml:space="preserve">BR-04: </w:t>
-      </w:r>
       <w:r>
         <w:t>name empty or agencyId missing → 400 VALIDATION_ERROR.</w:t>
       </w:r>
     </w:p>
     <w:p>
       <w:r>
-        <w:rPr>
-          <w:b/>
-        </w:rPr>
-        <w:t xml:space="preserve">BR-05: </w:t>
-      </w:r>
-      <w:r>
         <w:t>More than one MANAGER entry in assignMembers besides the creator → 409 MANAGER_ALREADY_ASSIGNED.</w:t>
       </w:r>
     </w:p>
     <w:p>
       <w:r>
-        <w:rPr>
-          <w:b/>
-        </w:rPr>
-        <w:t xml:space="preserve">BR-06: </w:t>
-      </w:r>
-      <w:r>
-        <w:t>The caller must be a member of the target Agency — otherwise 403 NOT_AGENCY_OWNER.</w:t>
+        <w:t>BR-29: Multi-tenancy — the caller must be an active member of the target Agency (its parent scope) — otherwise 403 NOT_AGENCY_OWNER. This is the first guard clause in createWorkspace, checked before the Workspace row is built.</w:t>
       </w:r>
     </w:p>
     <w:p>
-      <w:r>
-        <w:rPr>
-          <w:b/>
-        </w:rPr>
-        <w:t xml:space="preserve">BR-07: </w:t>
-      </w:r>
       <w:r>
         <w:t>An assignMembers entry whose user is not a member of that Agency → 403 NOT_AGENCY_MEMBER.</w:t>
       </w:r>
     </w:p>
     <w:p>
       <w:r>
-        <w:rPr>
-          <w:b/>
-        </w:rPr>
-        <w:t xml:space="preserve">BR-08: </w:t>
-      </w:r>
-      <w:r>
         <w:t>An assignMembers entry whose user record does not exist → USER_NOT_FOUND.</w:t>
       </w:r>
     </w:p>
     <w:p>
-      <w:r>
-        <w:rPr>
-          <w:b/>
-        </w:rPr>
-        <w:t xml:space="preserve">BR-09: </w:t>
-      </w:r>
       <w:r>
         <w:t>An assignMembers entry whose user already has an active membership in the new Workspace is skipped without error (idempotent).</w:t>
       </w:r>
@@ -319,7 +265,16 @@
     </w:p>
     <w:p>
       <w:r>
-        <w:t>name empty → 400 VALIDATION_ERROR.</w:t>
+        <w:t xml:space="preserve">name empty → Display: </w:t>
+      </w:r>
+      <w:r>
+        <w:rPr>
+          <w:b/>
+        </w:rPr>
+        <w:t>MSG02</w:t>
+      </w:r>
+      <w:r>
+        <w:t>.</w:t>
       </w:r>
     </w:p>
     <w:p>
@@ -339,7 +294,7 @@
     </w:p>
     <w:p>
       <w:r>
-        <w:t>Every assignMembers role must be one of MANAGER / CREATOR / CLIENT.</w:t>
+        <w:t>Every assignMembers role must be one of MANAGER / CREATOR / CLIENT (BR-31 — workspace roles in code are the MemberRole enum: MANAGER, CREATOR, CLIENT; there is no workspace-level OWNER, OWNER exists only at Agency level).</w:t>
       </w:r>
     </w:p>
     <w:p>
@@ -363,7 +318,7 @@
     </w:p>
     <w:p>
       <w:r>
-        <w:t>2. System verifies the caller is a member of that Agency.</w:t>
+        <w:t>2. System verifies the caller is an active member of that Agency (BR-29).</w:t>
       </w:r>
     </w:p>
     <w:p>
@@ -373,7 +328,7 @@
     </w:p>
     <w:p>
       <w:r>
-        <w:t>4. System inserts the creator's membership with role MANAGER — or with role CREATOR when the MANAGER role is being transferred.</w:t>
+        <w:t>4. System inserts the creator's membership with role MANAGER — or with role CREATOR when the MANAGER role is being transferred (BR-24).</w:t>
       </w:r>
     </w:p>
     <w:p>
@@ -383,7 +338,16 @@
     </w:p>
     <w:p>
       <w:r>
-        <w:t>6. System returns the created Workspace and the user is taken into it; the MANAGER is either the creator or the user designated in assignMembers.</w:t>
+        <w:t xml:space="preserve">6. System returns the created Workspace and the user is taken into it; the MANAGER is either the creator or the user designated in assignMembers. Toast </w:t>
+      </w:r>
+      <w:r>
+        <w:rPr>
+          <w:b/>
+        </w:rPr>
+        <w:t>MSG31</w:t>
+      </w:r>
+      <w:r>
+        <w:t>.</w:t>
       </w:r>
     </w:p>
     <w:p>
@@ -393,32 +357,113 @@
     </w:p>
     <w:p>
       <w:r>
-        <w:t>name empty → 400 VALIDATION_ERROR; the user corrects the field and resubmits.</w:t>
+        <w:t xml:space="preserve">1.a1: name empty → Display: </w:t>
+      </w:r>
+      <w:r>
+        <w:rPr>
+          <w:b/>
+        </w:rPr>
+        <w:t>MSG02</w:t>
+      </w:r>
+      <w:r>
+        <w:t>.</w:t>
+      </w:r>
+      <w:r>
+        <w:br/>
+      </w:r>
+      <w:r>
+        <w:t>1.a2: The user corrects the field and resubmits.</w:t>
       </w:r>
     </w:p>
     <w:p>
       <w:r>
-        <w:t>agencyId missing → 400 VALIDATION_ERROR; the user selects an Agency and resubmits.</w:t>
+        <w:t>1.b1: agencyId missing → 400 VALIDATION_ERROR.</w:t>
+      </w:r>
+      <w:r>
+        <w:br/>
+      </w:r>
+      <w:r>
+        <w:t>1.b2: The user selects an Agency and resubmits.</w:t>
       </w:r>
     </w:p>
     <w:p>
       <w:r>
-        <w:t>Caller is not a member of the target Agency → 403 NOT_AGENCY_OWNER.</w:t>
+        <w:t xml:space="preserve">2.a1: Caller is not an active member of the target Agency (BR-29) → 403 NOT_AGENCY_OWNER, toast </w:t>
+      </w:r>
+      <w:r>
+        <w:rPr>
+          <w:b/>
+        </w:rPr>
+        <w:t>MSG39</w:t>
+      </w:r>
+      <w:r>
+        <w:t>.</w:t>
+      </w:r>
+      <w:r>
+        <w:br/>
+      </w:r>
+      <w:r>
+        <w:t>2.a2: The user is returned to the Agency list; the Workspace is not created.</w:t>
       </w:r>
     </w:p>
     <w:p>
       <w:r>
-        <w:t>An assignMembers entry references a user outside the Agency → 403 NOT_AGENCY_MEMBER.</w:t>
+        <w:t xml:space="preserve">5.a1: An assignMembers entry references a user outside the Agency → 403 NOT_AGENCY_MEMBER, toast </w:t>
+      </w:r>
+      <w:r>
+        <w:rPr>
+          <w:b/>
+        </w:rPr>
+        <w:t>MSG39</w:t>
+      </w:r>
+      <w:r>
+        <w:t>.</w:t>
+      </w:r>
+      <w:r>
+        <w:br/>
+      </w:r>
+      <w:r>
+        <w:t>5.a2: The user removes or corrects that entry and resubmits.</w:t>
       </w:r>
     </w:p>
     <w:p>
       <w:r>
-        <w:t>An assignMembers entry references a user that does not exist → USER_NOT_FOUND.</w:t>
+        <w:t xml:space="preserve">5.b1: An assignMembers entry references a user that does not exist → USER_NOT_FOUND, toast </w:t>
+      </w:r>
+      <w:r>
+        <w:rPr>
+          <w:b/>
+        </w:rPr>
+        <w:t>MSG38</w:t>
+      </w:r>
+      <w:r>
+        <w:t>.</w:t>
+      </w:r>
+      <w:r>
+        <w:br/>
+      </w:r>
+      <w:r>
+        <w:t>5.b2: The user removes or corrects that entry and resubmits.</w:t>
       </w:r>
     </w:p>
     <w:p>
       <w:r>
-        <w:t>Two entries request MANAGER (besides the creator) → 409 MANAGER_ALREADY_ASSIGNED.</w:t>
+        <w:t xml:space="preserve">5.c1: Two entries request MANAGER besides the creator (BR-05) → 409 MANAGER_ALREADY_ASSIGNED, toast </w:t>
+      </w:r>
+      <w:r>
+        <w:rPr>
+          <w:b/>
+        </w:rPr>
+        <w:t>MSG39</w:t>
+      </w:r>
+      <w:r>
+        <w:t>.</w:t>
+      </w:r>
+      <w:r>
+        <w:br/>
+      </w:r>
+      <w:r>
+        <w:t>5.c2: The user reduces the assignment to a single MANAGER and resubmits.</w:t>
       </w:r>
     </w:p>
     <w:p>
